--- a/reports/report_pr2.docx
+++ b/reports/report_pr2.docx
@@ -272,7 +272,7 @@
     </w:p>
     <w:p>
       <w:r>
-        <w:t>Подготовлены ветка и описание PR: что сделано, зачем и чек-лист. Отправка ветки и создание PR отклонены автоматической проверкой разрешений: публичная публикация персональных сведений требует отдельного подтверждения. Ссылка на PR отсутствует, поскольку PR ещё не создан. Парное review не выполнено: другой студент не назначен и его комментария нет. Squash and merge и удаление feature-ветки должны выполняться после настоящего review и исправления замечаний. Чужие комментарии и одобрение не имитировались.</w:t>
+        <w:t>Подготовлены ветка и описание PR: что сделано, зачем и чек-лист. Выполнен git push -u origin feature/hobby-project с разрешения пользователя. Создан PR: https://github.com/NikiVence/devops-course-2026/pull/1. Изменение в PR содержит только hobby.md; base — main. Парное review не выполнено: другой студент не назначен и его комментария нет. Squash and merge и удаление feature-ветки должны выполняться после настоящего review и исправления замечаний. Чужие комментарии и одобрение не имитировались.</w:t>
       </w:r>
     </w:p>
     <w:p>
@@ -578,7 +578,7 @@
     </w:p>
     <w:p>
       <w:r>
-        <w:t>Созданы ветки и Conventional Commit, подготовлены идея проекта, заметки об IDE, ответы о SVN и интерактивный rebase. До полной сдачи нужны публикация, реальное парное review, исправление, Squash and merge, удаление ветки и скриншоты. Подробный перечень находится в remaining.md. Протоколы содержат реальные результаты команд и не подменяют отсутствующие действия.</w:t>
+        <w:t>Созданы ветки и Conventional Commit, подготовлены идея проекта, заметки об IDE, ответы о SVN и интерактивный rebase. Файлы опубликованы, PR создан. До полной сдачи нужны реальное парное review, исправление, Squash and merge, удаление ветки и скриншоты. Подробный перечень находится в remaining.md. Протоколы содержат реальные результаты команд и не подменяют отсутствующие действия.</w:t>
       </w:r>
     </w:p>
     <w:sectPr>

--- a/reports/report_pr2.docx
+++ b/reports/report_pr2.docx
@@ -4,35 +4,90 @@
   <w:body>
     <w:p>
       <w:pPr>
-        <w:pStyle w:val="Heading1"/>
+        <w:spacing w:before="1400"/>
+        <w:jc w:val="center"/>
       </w:pPr>
       <w:r>
+        <w:rPr>
+          <w:b/>
+          <w:sz w:val="28"/>
+        </w:rPr>
         <w:t>Практическая работа №2</w:t>
       </w:r>
     </w:p>
     <w:p>
+      <w:pPr>
+        <w:spacing w:before="400"/>
+        <w:jc w:val="center"/>
+      </w:pPr>
       <w:r>
-        <w:t>Дисциплина: «Инструменты девопс». ИПТИП, кафедра индустриального программирования.</w:t>
+        <w:rPr>
+          <w:b/>
+          <w:sz w:val="28"/>
+        </w:rPr>
+        <w:t>Тема: Ветвление, Pull Request и командная работа в GitHub</w:t>
+      </w:r>
+    </w:p>
+    <w:p>
+      <w:pPr>
+        <w:spacing w:before="400"/>
+        <w:jc w:val="center"/>
+      </w:pPr>
+      <w:r>
+        <w:rPr>
+          <w:b/>
+          <w:sz w:val="28"/>
+        </w:rPr>
+        <w:t>Дисциплина: Инструменты DevOps</w:t>
+      </w:r>
+    </w:p>
+    <w:p>
+      <w:pPr>
+        <w:spacing w:before="400"/>
+        <w:jc w:val="center"/>
+      </w:pPr>
+      <w:r>
+        <w:rPr>
+          <w:b/>
+          <w:sz w:val="28"/>
+        </w:rPr>
+        <w:t>Выполнил: Алиев Никита Денисович, ЭФБО-01-24</w:t>
+      </w:r>
+    </w:p>
+    <w:p>
+      <w:pPr>
+        <w:spacing w:before="400"/>
+        <w:jc w:val="center"/>
+      </w:pPr>
+      <w:r>
+        <w:rPr>
+          <w:b/>
+          <w:sz w:val="28"/>
+        </w:rPr>
+        <w:t>Преподаватель: Гиматдинов Дамир Маратович</w:t>
+      </w:r>
+    </w:p>
+    <w:p>
+      <w:pPr>
+        <w:spacing w:before="400"/>
+        <w:jc w:val="center"/>
+      </w:pPr>
+      <w:r>
+        <w:rPr>
+          <w:b/>
+          <w:sz w:val="28"/>
+        </w:rPr>
+        <w:t>ИПТИП · Кафедра индустриального программирования · 2026/2027</w:t>
       </w:r>
     </w:p>
     <w:p>
       <w:r>
-        <w:t>Тема: Ветвление, Pull Request и командная работа в GitHub.</w:t>
-      </w:r>
-    </w:p>
-    <w:p>
-      <w:r>
-        <w:t>Выполнил: Алиев Никита, группа ЭФБО-01-24.</w:t>
-      </w:r>
-    </w:p>
-    <w:p>
-      <w:r>
-        <w:t>Преподаватель: Гиматдинов Дамир Маратович. Семестр 5, 2026/2027. Дата: 24.09.2026.</w:t>
+        <w:br w:type="page"/>
       </w:r>
     </w:p>
     <w:p>
       <w:pPr>
-        <w:pStyle w:val="Heading2"/>
+        <w:pStyle w:val="Heading1"/>
       </w:pPr>
       <w:r>
         <w:t>1. Цель работы</w:t>
@@ -40,151 +95,7 @@
     </w:p>
     <w:p>
       <w:r>
-        <w:t>Освоить feature-ветки, GitHub Flow, Pull Request и review, работу с Git в IDE, сравнить Git и SVN, выполнить интерактивный rebase в отдельной ветке.</w:t>
-      </w:r>
-    </w:p>
-    <w:p>
-      <w:pPr>
-        <w:pStyle w:val="Heading2"/>
-      </w:pPr>
-      <w:r>
-        <w:t>2. Создание feature-ветки</w:t>
-      </w:r>
-    </w:p>
-    <w:p>
-      <w:r>
-        <w:t>От main создана feature/hobby-project. В ней добавлен hobby.md с идеей, стеком, целью и критериями минимального результата системы консультаций. Создан коммит 07db4a6 с сообщением feat: add hobby project description.</w:t>
-      </w:r>
-    </w:p>
-    <w:p>
-      <w:r>
-        <w:rPr>
-          <w:rFonts w:ascii="Consolas" w:hAnsi="Consolas"/>
-          <w:sz w:val="18"/>
-        </w:rPr>
-        <w:t>$ git branch -a</w:t>
-      </w:r>
-    </w:p>
-    <w:p>
-      <w:r>
-        <w:rPr>
-          <w:rFonts w:ascii="Consolas" w:hAnsi="Consolas"/>
-          <w:sz w:val="18"/>
-        </w:rPr>
-        <w:t>* feature/hobby-project</w:t>
-      </w:r>
-    </w:p>
-    <w:p>
-      <w:r>
-        <w:rPr>
-          <w:rFonts w:ascii="Consolas" w:hAnsi="Consolas"/>
-          <w:sz w:val="18"/>
-        </w:rPr>
-        <w:t xml:space="preserve">  main</w:t>
-      </w:r>
-    </w:p>
-    <w:p>
-      <w:r>
-        <w:rPr>
-          <w:rFonts w:ascii="Consolas" w:hAnsi="Consolas"/>
-          <w:sz w:val="18"/>
-        </w:rPr>
-        <w:t xml:space="preserve">  remotes/origin/HEAD -&gt; origin/main</w:t>
-      </w:r>
-    </w:p>
-    <w:p>
-      <w:r>
-        <w:rPr>
-          <w:rFonts w:ascii="Consolas" w:hAnsi="Consolas"/>
-          <w:sz w:val="18"/>
-        </w:rPr>
-        <w:t xml:space="preserve">  remotes/origin/main</w:t>
-      </w:r>
-    </w:p>
-    <w:p/>
-    <w:p>
-      <w:r>
-        <w:rPr>
-          <w:rFonts w:ascii="Consolas" w:hAnsi="Consolas"/>
-          <w:sz w:val="18"/>
-        </w:rPr>
-        <w:t>$ git log --oneline --all --graph</w:t>
-      </w:r>
-    </w:p>
-    <w:p>
-      <w:r>
-        <w:rPr>
-          <w:rFonts w:ascii="Consolas" w:hAnsi="Consolas"/>
-          <w:sz w:val="18"/>
-        </w:rPr>
-        <w:t>* 07db4a6 feat: add hobby project description</w:t>
-      </w:r>
-    </w:p>
-    <w:p>
-      <w:r>
-        <w:rPr>
-          <w:rFonts w:ascii="Consolas" w:hAnsi="Consolas"/>
-          <w:sz w:val="18"/>
-        </w:rPr>
-        <w:t>* b94a6ba docs: add defense answers and course overview</w:t>
-      </w:r>
-    </w:p>
-    <w:p>
-      <w:r>
-        <w:rPr>
-          <w:rFonts w:ascii="Consolas" w:hAnsi="Consolas"/>
-          <w:sz w:val="18"/>
-        </w:rPr>
-        <w:t>* aaf7b43 docs: compare Git and SVN</w:t>
-      </w:r>
-    </w:p>
-    <w:p>
-      <w:r>
-        <w:rPr>
-          <w:rFonts w:ascii="Consolas" w:hAnsi="Consolas"/>
-          <w:sz w:val="18"/>
-        </w:rPr>
-        <w:t>* 70a3799 docs: add IDE vs CLI notes</w:t>
-      </w:r>
-    </w:p>
-    <w:p>
-      <w:r>
-        <w:rPr>
-          <w:rFonts w:ascii="Consolas" w:hAnsi="Consolas"/>
-          <w:sz w:val="18"/>
-        </w:rPr>
-        <w:t>* fcc4b62 docs: add semester goals</w:t>
-      </w:r>
-    </w:p>
-    <w:p>
-      <w:r>
-        <w:rPr>
-          <w:rFonts w:ascii="Consolas" w:hAnsi="Consolas"/>
-          <w:sz w:val="18"/>
-        </w:rPr>
-        <w:t>* 5a89cf5 Add about_me.md with student info</w:t>
-      </w:r>
-    </w:p>
-    <w:p>
-      <w:r>
-        <w:rPr>
-          <w:rFonts w:ascii="Consolas" w:hAnsi="Consolas"/>
-          <w:sz w:val="18"/>
-        </w:rPr>
-        <w:t>* 6b63fed Initial commit</w:t>
-      </w:r>
-    </w:p>
-    <w:p>
-      <w:r>
-        <w:t>Это фактический текстовый протокол, а не скриншот терминала.</w:t>
-      </w:r>
-    </w:p>
-    <w:p>
-      <w:pPr>
-        <w:pStyle w:val="Heading3"/>
-      </w:pPr>
-      <w:r>
-        <w:t>Содержимое hobby.md</w:t>
+        <w:t>Освоить GitHub Flow, feature-ветки, Pull Request, сравнение Git и SVN, интерактивный rebase и работу с Git в IDE.</w:t>
       </w:r>
     </w:p>
     <w:p>
@@ -192,100 +103,139 @@
         <w:pStyle w:val="Heading1"/>
       </w:pPr>
       <w:r>
-        <w:t>Мой пет-проект</w:t>
+        <w:t>2. Ветка и Pull Request</w:t>
+      </w:r>
+    </w:p>
+    <w:p>
+      <w:r>
+        <w:t xml:space="preserve">В ветке feature/hobby-project подготовлен файл hobby.md. Выполнена отправка ветки и создан PR №1: https://github.com/NikiVence/devops-course-2026/pull/1. Проверка GitHub API подтвердила слияние 24.09.2026 в 08:58 UTC: коммит </w:t>
+      </w:r>
+      <w:r>
+        <w:rPr>
+          <w:rFonts w:ascii="Consolas" w:hAnsi="Consolas"/>
+          <w:sz w:val="18"/>
+        </w:rPr>
+        <w:t>7d43138</w:t>
+      </w:r>
+      <w:r>
+        <w:t xml:space="preserve"> — </w:t>
+      </w:r>
+      <w:r>
+        <w:rPr>
+          <w:rFonts w:ascii="Consolas" w:hAnsi="Consolas"/>
+          <w:sz w:val="18"/>
+        </w:rPr>
+        <w:t>feat: add hobby project description (#1)</w:t>
+      </w:r>
+      <w:r>
+        <w:t>.</w:t>
       </w:r>
     </w:p>
     <w:p>
       <w:pPr>
-        <w:pStyle w:val="Heading2"/>
+        <w:keepNext/>
       </w:pPr>
       <w:r>
-        <w:t>Идея</w:t>
+        <w:drawing>
+          <wp:inline xmlns:a="http://schemas.openxmlformats.org/drawingml/2006/main" xmlns:pic="http://schemas.openxmlformats.org/drawingml/2006/picture">
+            <wp:extent cx="5903999" cy="3510196"/>
+            <wp:docPr id="1" name="Picture 1"/>
+            <wp:cNvGraphicFramePr>
+              <a:graphicFrameLocks noChangeAspect="1"/>
+            </wp:cNvGraphicFramePr>
+            <a:graphic>
+              <a:graphicData uri="http://schemas.openxmlformats.org/drawingml/2006/picture">
+                <pic:pic>
+                  <pic:nvPicPr>
+                    <pic:cNvPr id="0" name="branches.png"/>
+                    <pic:cNvPicPr/>
+                  </pic:nvPicPr>
+                  <pic:blipFill>
+                    <a:blip r:embed="rId9"/>
+                    <a:stretch>
+                      <a:fillRect/>
+                    </a:stretch>
+                  </pic:blipFill>
+                  <pic:spPr>
+                    <a:xfrm>
+                      <a:off x="0" y="0"/>
+                      <a:ext cx="5903999" cy="3510196"/>
+                    </a:xfrm>
+                    <a:prstGeom prst="rect"/>
+                  </pic:spPr>
+                </pic:pic>
+              </a:graphicData>
+            </a:graphic>
+          </wp:inline>
+        </w:drawing>
+      </w:r>
+    </w:p>
+    <w:p>
+      <w:pPr>
+        <w:jc w:val="center"/>
+      </w:pPr>
+      <w:r>
+        <w:rPr>
+          <w:i/>
+          <w:sz w:val="18"/>
+        </w:rPr>
+        <w:t>Рисунок — Ветки и история ПР2</w:t>
+      </w:r>
+    </w:p>
+    <w:p>
+      <w:pPr>
+        <w:keepNext/>
+      </w:pPr>
+      <w:r>
+        <w:drawing>
+          <wp:inline xmlns:a="http://schemas.openxmlformats.org/drawingml/2006/main" xmlns:pic="http://schemas.openxmlformats.org/drawingml/2006/picture">
+            <wp:extent cx="5903999" cy="1953687"/>
+            <wp:docPr id="2" name="Picture 2"/>
+            <wp:cNvGraphicFramePr>
+              <a:graphicFrameLocks noChangeAspect="1"/>
+            </wp:cNvGraphicFramePr>
+            <a:graphic>
+              <a:graphicData uri="http://schemas.openxmlformats.org/drawingml/2006/picture">
+                <pic:pic>
+                  <pic:nvPicPr>
+                    <pic:cNvPr id="0" name="pull_request.png"/>
+                    <pic:cNvPicPr/>
+                  </pic:nvPicPr>
+                  <pic:blipFill>
+                    <a:blip r:embed="rId10"/>
+                    <a:stretch>
+                      <a:fillRect/>
+                    </a:stretch>
+                  </pic:blipFill>
+                  <pic:spPr>
+                    <a:xfrm>
+                      <a:off x="0" y="0"/>
+                      <a:ext cx="5903999" cy="1953687"/>
+                    </a:xfrm>
+                    <a:prstGeom prst="rect"/>
+                  </pic:spPr>
+                </pic:pic>
+              </a:graphicData>
+            </a:graphic>
+          </wp:inline>
+        </w:drawing>
+      </w:r>
+    </w:p>
+    <w:p>
+      <w:pPr>
+        <w:jc w:val="center"/>
+      </w:pPr>
+      <w:r>
+        <w:rPr>
+          <w:i/>
+          <w:sz w:val="18"/>
+        </w:rPr>
+        <w:t>Рисунок — Фактическое состояние PR</w:t>
       </w:r>
     </w:p>
     <w:p>
       <w:r>
-        <w:t>Система управления учебными консультациями: студент выбирает преподавателя и свободное время, записывается на консультацию или отменяет запись. Преподаватель видит расписание и управляет доступными слотами.</w:t>
-      </w:r>
-    </w:p>
-    <w:p>
-      <w:pPr>
-        <w:pStyle w:val="Heading2"/>
-      </w:pPr>
-      <w:r>
-        <w:t>Стек</w:t>
-      </w:r>
-    </w:p>
-    <w:p>
-      <w:r>
-        <w:t>Python 3.12+, Django, PostgreSQL, pytest, Docker и GitHub Actions. Основа — существующий учебный проект consult_managing с консольным меню.</w:t>
-      </w:r>
-    </w:p>
-    <w:p>
-      <w:pPr>
-        <w:pStyle w:val="Heading2"/>
-      </w:pPr>
-      <w:r>
-        <w:t>Цель</w:t>
-      </w:r>
-    </w:p>
-    <w:p>
-      <w:r>
-        <w:t>Научиться развивать приложение через feature-ветки и Pull Request, автоматически проверять тесты в CI и запускать приложение в Docker.</w:t>
-      </w:r>
-    </w:p>
-    <w:p>
-      <w:pPr>
-        <w:pStyle w:val="Heading2"/>
-      </w:pPr>
-      <w:r>
-        <w:t>Минимальный результат</w:t>
-      </w:r>
-    </w:p>
-    <w:p>
-      <w:r>
-        <w:t>- Расписание преподавателя и запись студента на свободный слот.</w:t>
-      </w:r>
-    </w:p>
-    <w:p>
-      <w:r>
-        <w:t>- Запрет пересечений записей и возможность отмены.</w:t>
-      </w:r>
-    </w:p>
-    <w:p>
-      <w:r>
-        <w:t>- Тесты основных сценариев, запускаемые при каждом PR.</w:t>
-      </w:r>
-    </w:p>
-    <w:p>
-      <w:r>
-        <w:t>- Документированная сборка и запуск контейнера.</w:t>
-      </w:r>
-    </w:p>
-    <w:p>
-      <w:pPr>
-        <w:pStyle w:val="Heading2"/>
-      </w:pPr>
-      <w:r>
-        <w:t>3. Pull Request и Code Review</w:t>
-      </w:r>
-    </w:p>
-    <w:p>
-      <w:r>
-        <w:t>Подготовлены ветка и описание PR: что сделано, зачем и чек-лист. Выполнен git push -u origin feature/hobby-project с разрешения пользователя. Создан PR: https://github.com/NikiVence/devops-course-2026/pull/1. Изменение в PR содержит только hobby.md; base — main. Парное review не выполнено: другой студент не назначен и его комментария нет. Squash and merge и удаление feature-ветки должны выполняться после настоящего review и исправления замечаний. Чужие комментарии и одобрение не имитировались.</w:t>
-      </w:r>
-    </w:p>
-    <w:p>
-      <w:pPr>
-        <w:pStyle w:val="Heading2"/>
-      </w:pPr>
-      <w:r>
-        <w:t>4. Работа с VS Code</w:t>
-      </w:r>
-    </w:p>
-    <w:p>
-      <w:r>
-        <w:t>Установлен GitLens 19.2.0. Создан ide_notes.md и отдельный CLI-коммит 70a3799. Ручной коммит в UI и скриншот Source Control с diff остаются для демонстрации; автоматические команды терминала не подтверждают эти действия.</w:t>
+        <w:t>Комментариев и review другого участника в PR нет. Это не позволяет отметить парный Code Review как выполненный. Feature-ветка на GitHub остаётся доступной; её удаление после слияния не подтверждено.</w:t>
       </w:r>
     </w:p>
     <w:p>
@@ -293,69 +243,17 @@
         <w:pStyle w:val="Heading1"/>
       </w:pPr>
       <w:r>
-        <w:t>Git в VS Code и терминале</w:t>
-      </w:r>
-    </w:p>
-    <w:p>
-      <w:pPr>
-        <w:pStyle w:val="Heading2"/>
-      </w:pPr>
-      <w:r>
-        <w:t>Три удобные возможности VS Code</w:t>
+        <w:t>3. Git в IDE и сравнение с SVN</w:t>
       </w:r>
     </w:p>
     <w:p>
       <w:r>
-        <w:t>1. Source Control (Ctrl+Shift+G) показывает изменённые файлы и позволяет    выбирать отдельные изменения для индекса, не набирая пути вручную.</w:t>
+        <w:t>Файл ide_notes.md содержит три удобства VS Code: diff, частичный staging, навигация по истории; сложные операции удобнее выполнять в терминале. Файл svn_comparison.md содержит письменные ответы. Git хранит историю локально, позволяет делать коммиты без сети и использует лёгкие ссылки-ветки. SVN отправляет коммиты в центральный сервер; он сохраняет применение в существующих корпоративных процессах. SVN-ветки реализуются копиями каталогов, но их создание на сервере использует cheap copies.</w:t>
       </w:r>
     </w:p>
     <w:p>
       <w:r>
-        <w:t>2. Встроенный diff показывает старый и новый текст рядом: легче заметить    лишние изменения перед коммитом.</w:t>
-      </w:r>
-    </w:p>
-    <w:p>
-      <w:r>
-        <w:t>3. Редактор конфликтов показывает входящие и текущие изменения и помогает    собрать итоговую версию. GitLens дополнительно показывает автора строки.</w:t>
-      </w:r>
-    </w:p>
-    <w:p>
-      <w:pPr>
-        <w:pStyle w:val="Heading2"/>
-      </w:pPr>
-      <w:r>
-        <w:t>Что удобнее в терминале</w:t>
-      </w:r>
-    </w:p>
-    <w:p>
-      <w:r>
-        <w:t>Интерактивный rebase: git rebase -i HEAD~3 позволяет явно задать порядок коммитов и squash. Эти команды можно повторить на сервере без графического IDE.</w:t>
-      </w:r>
-    </w:p>
-    <w:p>
-      <w:pPr>
-        <w:pStyle w:val="Heading2"/>
-      </w:pPr>
-      <w:r>
-        <w:t>Демонстрация в интерфейсе</w:t>
-      </w:r>
-    </w:p>
-    <w:p>
-      <w:r>
-        <w:t>Этот файл создан и закоммичен через терминал по шагу 3.5 методички. Практику ручного коммита кнопкой ✓ и личные впечатления необходимо подтвердить при демонстрации студентом; автоматическое выполнение команд их не заменяет.</w:t>
-      </w:r>
-    </w:p>
-    <w:p>
-      <w:pPr>
-        <w:pStyle w:val="Heading2"/>
-      </w:pPr>
-      <w:r>
-        <w:t>5. Сравнение с SVN</w:t>
-      </w:r>
-    </w:p>
-    <w:p>
-      <w:r>
-        <w:t>Создан отдельный коммит aaf7b43 с письменными ответами:</w:t>
+        <w:t>Снимок действий в Source Control не получен: факт наличия файла заметок не заменяет демонстрацию интерфейса IDE.</w:t>
       </w:r>
     </w:p>
     <w:p>
@@ -363,227 +261,119 @@
         <w:pStyle w:val="Heading1"/>
       </w:pPr>
       <w:r>
-        <w:t>Сравнение Git и SVN</w:t>
+        <w:t>4. Домашнее задание: интерактивный rebase</w:t>
+      </w:r>
+    </w:p>
+    <w:p>
+      <w:r>
+        <w:t>В локальной учебной ветке practice/rebase-playground выполнено объединение трёх исходных коммитов в два. Сохранён фактический протокол результата.</w:t>
       </w:r>
     </w:p>
     <w:p>
       <w:pPr>
-        <w:pStyle w:val="Heading2"/>
+        <w:keepNext/>
       </w:pPr>
       <w:r>
-        <w:t>1. Почему ветвление в Git называют дешёвым?</w:t>
+        <w:drawing>
+          <wp:inline xmlns:a="http://schemas.openxmlformats.org/drawingml/2006/main" xmlns:pic="http://schemas.openxmlformats.org/drawingml/2006/picture">
+            <wp:extent cx="5903999" cy="2264989"/>
+            <wp:docPr id="3" name="Picture 3"/>
+            <wp:cNvGraphicFramePr>
+              <a:graphicFrameLocks noChangeAspect="1"/>
+            </wp:cNvGraphicFramePr>
+            <a:graphic>
+              <a:graphicData uri="http://schemas.openxmlformats.org/drawingml/2006/picture">
+                <pic:pic>
+                  <pic:nvPicPr>
+                    <pic:cNvPr id="0" name="rebase.png"/>
+                    <pic:cNvPicPr/>
+                  </pic:nvPicPr>
+                  <pic:blipFill>
+                    <a:blip r:embed="rId11"/>
+                    <a:stretch>
+                      <a:fillRect/>
+                    </a:stretch>
+                  </pic:blipFill>
+                  <pic:spPr>
+                    <a:xfrm>
+                      <a:off x="0" y="0"/>
+                      <a:ext cx="5903999" cy="2264989"/>
+                    </a:xfrm>
+                    <a:prstGeom prst="rect"/>
+                  </pic:spPr>
+                </pic:pic>
+              </a:graphicData>
+            </a:graphic>
+          </wp:inline>
+        </w:drawing>
+      </w:r>
+    </w:p>
+    <w:p>
+      <w:pPr>
+        <w:jc w:val="center"/>
+      </w:pPr>
+      <w:r>
+        <w:rPr>
+          <w:i/>
+          <w:sz w:val="18"/>
+        </w:rPr>
+        <w:t>Рисунок — Результат учебного rebase</w:t>
       </w:r>
     </w:p>
     <w:p>
       <w:r>
-        <w:t>Ветка Git — небольшой указатель на коммит. Создание новой ветки локально не копирует проект и не требует обращения к серверу. Фраза «ветки SVN всегда дорогие» неточна: серверный svn copy URL1 URL2 использует cheap copies, занимает постоянное время и не дублирует всё дерево. Копирование рабочей папки на клиенте может быть медленным. Отличие SVN — ветка представлена каталогом репозитория и её фиксация требует доступа к нему. Источник: Version Control with Subversion — Using Branches (https://svnbook.red-bean.com/en/1.7/svn.branchmerge.using.html).</w:t>
+        <w:t>В текущем GitHub-репозитории одноимённая ветка также существует. Методичка предписывает оставить упражнение локально; повторно оно не публиковалось.</w:t>
       </w:r>
     </w:p>
     <w:p>
       <w:pPr>
-        <w:pStyle w:val="Heading2"/>
+        <w:pStyle w:val="Heading1"/>
       </w:pPr>
       <w:r>
-        <w:t>2. Можно ли сделать коммит SVN без интернета?</w:t>
+        <w:t>5. Ответы к защите</w:t>
       </w:r>
     </w:p>
     <w:p>
       <w:r>
-        <w:t>Для svn commit нужен доступ к репозиторию. Если он на недоступном удалённом сервере, коммит невозможен; редактирование и часть локальных операций доступны. Сам интернет не обязателен: сервер может находиться в локальной сети, а репозиторий на том же компьютере доступен через file://. Git хранит репозиторий локально, поэтому позволяет коммитить офлайн.</w:t>
+        <w:t xml:space="preserve">- GitHub Flow: ветка → изменение → коммит → push → PR → review → merge. - PR — запрос на рассмотрение изменения; merge — операция объединения. - Review помогает найти ошибки и проверить понятность решения. - </w:t>
       </w:r>
-    </w:p>
-    <w:p>
-      <w:pPr>
-        <w:pStyle w:val="Heading2"/>
-      </w:pPr>
-      <w:r>
-        <w:t>3. Когда SVN может быть предпочтительнее?</w:t>
-      </w:r>
-    </w:p>
-    <w:p>
-      <w:r>
-        <w:t>В организации с работающей SVN-инфраструктурой и высокой стоимостью миграции; при необходимости централизованных прав доступа к отдельным каталогам; при работе с плохо сливаемыми бинарными файлами, когда нужен процесс с блокировками. Это зависит от требований команды: Git не делает SVN непригодным автоматически.</w:t>
-      </w:r>
-    </w:p>
-    <w:p>
-      <w:pPr>
-        <w:pStyle w:val="Heading2"/>
-      </w:pPr>
-      <w:r>
-        <w:t>6. Домашнее задание: интерактивный rebase</w:t>
-      </w:r>
-    </w:p>
-    <w:p>
-      <w:r>
-        <w:t>В practice/rebase-playground последовательно добавлены заметки об индексе, ветках и объединении изменений. После трёх коммитов выполнен git rebase -i HEAD~3. В todo второй pick заменён на squash. Редактор todo автоматизирован скриптом; операцию переписывания истории выполнил сам Git. Итог: два коммита вместо трёх. Хеш дерева до и после одинаков, значит содержимое сохранено.</w:t>
-      </w:r>
-    </w:p>
-    <w:p>
       <w:r>
         <w:rPr>
           <w:rFonts w:ascii="Consolas" w:hAnsi="Consolas"/>
           <w:sz w:val="18"/>
         </w:rPr>
-        <w:t>ДО: три коммита</w:t>
+        <w:t>feat:</w:t>
       </w:r>
-    </w:p>
-    <w:p>
+      <w:r>
+        <w:t xml:space="preserve"> обозначает новую функциональность в Conventional Commits. - Первый push: </w:t>
+      </w:r>
       <w:r>
         <w:rPr>
           <w:rFonts w:ascii="Consolas" w:hAnsi="Consolas"/>
           <w:sz w:val="18"/>
         </w:rPr>
-        <w:t>43d7020 docs: add integration practice notes</w:t>
+        <w:t>git push -u origin feature/hobby-project</w:t>
+      </w:r>
+      <w:r>
+        <w:t>. - CLI нужен для серверов, автоматизации и точного управления историей. - Merge сохраняет историю; rebase переносит неопубликованные коммиты   и меняет их идентификаторы. Общую историю без согласования не переписывают.</w:t>
+      </w:r>
+    </w:p>
+    <w:p>
+      <w:pPr>
+        <w:pStyle w:val="Heading1"/>
+      </w:pPr>
+      <w:r>
+        <w:t>6. Вывод</w:t>
       </w:r>
     </w:p>
     <w:p>
       <w:r>
-        <w:rPr>
-          <w:rFonts w:ascii="Consolas" w:hAnsi="Consolas"/>
-          <w:sz w:val="18"/>
-        </w:rPr>
-        <w:t>a8641f9 docs: add branches practice notes</w:t>
-      </w:r>
-    </w:p>
-    <w:p>
-      <w:r>
-        <w:rPr>
-          <w:rFonts w:ascii="Consolas" w:hAnsi="Consolas"/>
-          <w:sz w:val="18"/>
-        </w:rPr>
-        <w:t>49f1bca docs: add staging practice notes</w:t>
-      </w:r>
-    </w:p>
-    <w:p/>
-    <w:p>
-      <w:r>
-        <w:rPr>
-          <w:rFonts w:ascii="Consolas" w:hAnsi="Consolas"/>
-          <w:sz w:val="18"/>
-        </w:rPr>
-        <w:t>ПОСЛЕ git rebase -i HEAD~3: два коммита</w:t>
-      </w:r>
-    </w:p>
-    <w:p>
-      <w:r>
-        <w:rPr>
-          <w:rFonts w:ascii="Consolas" w:hAnsi="Consolas"/>
-          <w:sz w:val="18"/>
-        </w:rPr>
-        <w:t>185c040 docs: add integration practice notes</w:t>
-      </w:r>
-    </w:p>
-    <w:p>
-      <w:r>
-        <w:rPr>
-          <w:rFonts w:ascii="Consolas" w:hAnsi="Consolas"/>
-          <w:sz w:val="18"/>
-        </w:rPr>
-        <w:t>b5b0b35 docs: add staging practice notes</w:t>
-      </w:r>
-    </w:p>
-    <w:p/>
-    <w:p>
-      <w:r>
-        <w:rPr>
-          <w:rFonts w:ascii="Consolas" w:hAnsi="Consolas"/>
-          <w:sz w:val="18"/>
-        </w:rPr>
-        <w:t>Проверено: дерево файлов не изменилось. Ветка не публиковалась.</w:t>
-      </w:r>
-    </w:p>
-    <w:p>
-      <w:r>
-        <w:t>Ветка не отправлялась на GitHub, как требует задание. Для защиты: git switch practice/rebase-playground; git log --oneline main..HEAD.</w:t>
-      </w:r>
-    </w:p>
-    <w:p>
-      <w:pPr>
-        <w:pStyle w:val="Heading2"/>
-      </w:pPr>
-      <w:r>
-        <w:t>7. Контрольные вопросы и подготовка к занятию 3</w:t>
-      </w:r>
-    </w:p>
-    <w:p>
-      <w:r>
-        <w:t>1. Почему защищают main? Чтобы изменения проходили проверку до попадания    в стабильную ветку. Прямые коммиты технически допустимы, но политика команды    обычно требует PR. Отдельный коммит часто можно отменить через revert;    невозможность отмены не является общим свойством Git.</w:t>
-      </w:r>
-    </w:p>
-    <w:p>
-      <w:r>
-        <w:t>2. GitHub Flow. Создать ветку от main, сделать коммиты, push, открыть PR,    получить review, исправить замечания, выполнить merge, удалить feature-ветку.</w:t>
-      </w:r>
-    </w:p>
-    <w:p>
-      <w:r>
-        <w:t>3. PR и merge. PR — предложение изменения с обсуждением и проверками;    merge — операция объединения истории или изменений. PR может завершиться без merge.</w:t>
-      </w:r>
-    </w:p>
-    <w:p>
-      <w:r>
-        <w:t>4. Code Review. Проверка изменения другим участником: поиск ошибок,    оценка понятности и обмен знаниями. Авторское самопроверение не заменяет парное review.</w:t>
-      </w:r>
-    </w:p>
-    <w:p>
-      <w:r>
-        <w:t>5. Git и SVN. Git распределённый: локально есть история и коммиты.    SVN централизованный: коммиты поступают в единый репозиторий.</w:t>
-      </w:r>
-    </w:p>
-    <w:p>
-      <w:r>
-        <w:t>6. feat:. Тип коммита Conventional Commits для новой функциональности.</w:t>
-      </w:r>
-    </w:p>
-    <w:p>
-      <w:r>
-        <w:t>7. Первый push. git push -u origin feature/hobby-project публикует ветку    и задаёт upstream для следующих push/pull.</w:t>
-      </w:r>
-    </w:p>
-    <w:p>
-      <w:r>
-        <w:t>8. Зачем CLI? Он доступен на серверах и в CI, позволяет писать скрипты    и точно управлять Git без зависимости от интерфейса редактора.</w:t>
-      </w:r>
-    </w:p>
-    <w:p>
-      <w:pPr>
-        <w:pStyle w:val="Heading2"/>
-      </w:pPr>
-      <w:r>
-        <w:t>Merge или rebase?</w:t>
-      </w:r>
-    </w:p>
-    <w:p>
-      <w:r>
-        <w:t>Merge выбираю для объединения опубликованной работы команды: он сохраняет историю ветвления и не переписывает существующие коммиты. Rebase выбираю для своей неопубликованной ветки: переношу её на свежий main или объединяю мелкие коммиты. Rebase создаёт новые идентификаторы коммитов, поэтому переписывать общую историю без согласования нельзя.</w:t>
-      </w:r>
-    </w:p>
-    <w:p>
-      <w:r>
-        <w:t>В упражнении practice/rebase-playground три коммита объединены в два через настоящий git rebase -i HEAD~3. Ветка оставлена только локально по заданию.</w:t>
-      </w:r>
-    </w:p>
-    <w:p>
-      <w:r>
-        <w:t>Источники: GitHub Flow (https://docs.github.com/en/get-started/using-github/github-flow), Pull requests (https://docs.github.com/en/pull-requests/get-started/about-pull-requests), Squash and merge (https://docs.github.com/en/pull-requests/reference/pull-request-merges).</w:t>
-      </w:r>
-    </w:p>
-    <w:p>
-      <w:pPr>
-        <w:pStyle w:val="Heading2"/>
-      </w:pPr>
-      <w:r>
-        <w:t>8. Вывод и недостающие свидетельства</w:t>
-      </w:r>
-    </w:p>
-    <w:p>
-      <w:r>
-        <w:t>Созданы ветки и Conventional Commit, подготовлены идея проекта, заметки об IDE, ответы о SVN и интерактивный rebase. Файлы опубликованы, PR создан. До полной сдачи нужны реальное парное review, исправление, Squash and merge, удаление ветки и скриншоты. Подробный перечень находится в remaining.md. Протоколы содержат реальные результаты команд и не подменяют отсутствующие действия.</w:t>
+        <w:t>Подтверждены создание ветки, публикация, PR и его объединение. Подготовлены заметки об IDE, сравнение с SVN и упражнение rebase. Для полной демонстрации остаются парное review и снимок работы в Source Control.</w:t>
       </w:r>
     </w:p>
     <w:sectPr>
-      <w:pgSz w:w="12240" w:h="15840"/>
-      <w:pgMar w:top="1134" w:right="850" w:bottom="1134" w:left="1417" w:header="720" w:footer="720" w:gutter="0"/>
+      <w:pgSz w:w="11906" w:h="16838"/>
+      <w:pgMar w:top="964" w:right="850" w:bottom="964" w:left="1134" w:header="720" w:footer="720" w:gutter="0"/>
       <w:cols w:space="720"/>
       <w:docGrid w:linePitch="360"/>
     </w:sectPr>
@@ -954,9 +744,12 @@
     <w:name w:val="Normal"/>
     <w:qFormat/>
     <w:rsid w:val="00FC693F"/>
+    <w:pPr>
+      <w:spacing w:after="100" w:line="252" w:lineRule="auto"/>
+    </w:pPr>
     <w:rPr>
       <w:rFonts w:ascii="Times New Roman" w:hAnsi="Times New Roman"/>
-      <w:sz w:val="24"/>
+      <w:sz w:val="22"/>
     </w:rPr>
   </w:style>
   <w:style w:type="paragraph" w:styleId="Header">
@@ -1018,11 +811,11 @@
       <w:outlineLvl w:val="0"/>
     </w:pPr>
     <w:rPr>
-      <w:rFonts w:asciiTheme="majorHAnsi" w:eastAsiaTheme="majorEastAsia" w:hAnsiTheme="majorHAnsi" w:cstheme="majorBidi"/>
+      <w:rFonts w:asciiTheme="majorHAnsi" w:eastAsiaTheme="majorEastAsia" w:hAnsiTheme="majorHAnsi" w:cstheme="majorBidi" w:ascii="Times New Roman" w:hAnsi="Times New Roman"/>
       <w:b/>
       <w:bCs/>
-      <w:color w:val="365F91" w:themeColor="accent1" w:themeShade="BF"/>
-      <w:sz w:val="28"/>
+      <w:color w:val="000000"/>
+      <w:sz w:val="26"/>
       <w:szCs w:val="28"/>
     </w:rPr>
   </w:style>
@@ -1042,10 +835,10 @@
       <w:outlineLvl w:val="1"/>
     </w:pPr>
     <w:rPr>
-      <w:rFonts w:asciiTheme="majorHAnsi" w:eastAsiaTheme="majorEastAsia" w:hAnsiTheme="majorHAnsi" w:cstheme="majorBidi"/>
+      <w:rFonts w:asciiTheme="majorHAnsi" w:eastAsiaTheme="majorEastAsia" w:hAnsiTheme="majorHAnsi" w:cstheme="majorBidi" w:ascii="Times New Roman" w:hAnsi="Times New Roman"/>
       <w:b/>
       <w:bCs/>
-      <w:color w:val="4F81BD" w:themeColor="accent1"/>
+      <w:color w:val="000000"/>
       <w:sz w:val="26"/>
       <w:szCs w:val="26"/>
     </w:rPr>
